--- a/nxt-school-launch/design-briefs/Brief_Batch3_W3.docx
+++ b/nxt-school-launch/design-briefs/Brief_Batch3_W3.docx
@@ -1338,7 +1338,7 @@
                 <w:sz w:val="14"/>
                 <w:szCs w:val="14"/>
               </w:rPr>
-              <w:t xml:space="preserve"> (a) C1 with the curious-kid photo · (b) "6 veština" carousel 1:1 (7 cards).</w:t>
+              <w:t xml:space="preserve"> (a) C1 with the curious-kid photo · (b) "6 oblasti" carousel 1:1 (7 cards).</w:t>
             </w:r>
           </w:p>
           <w:p>
@@ -1662,7 +1662,7 @@
                 <w:sz w:val="14"/>
                 <w:szCs w:val="14"/>
               </w:rPr>
-              <w:t xml:space="preserve">   Open Day · 19–23 Oct · test vs O1</w:t>
+              <w:t xml:space="preserve">   Open Day · 21–26 Oct · test vs O1</w:t>
             </w:r>
           </w:p>
         </w:tc>
@@ -1908,7 +1908,7 @@
                 <w:sz w:val="14"/>
                 <w:szCs w:val="14"/>
               </w:rPr>
-              <w:t xml:space="preserve">• Version A: "5 dana do Open Day-a" (19–21 Oct) · Version B: "Ove subote!" (22–23 Oct).</w:t>
+              <w:t xml:space="preserve">• Version A: "5 dana do Open Day-a" (21–23 Oct) · Version B: "U ponedeljak!" (24–26 Oct).</w:t>
             </w:r>
           </w:p>
           <w:p>
@@ -1952,7 +1952,7 @@
                 <w:sz w:val="14"/>
                 <w:szCs w:val="14"/>
               </w:rPr>
-              <w:t xml:space="preserve">— kicker: NXT Open Day · Subota, 24. oktobar</w:t>
+              <w:t xml:space="preserve">— kicker: NXT Open Day · Ponedeljak, 26. oktobar · 18–20 h</w:t>
             </w:r>
           </w:p>
           <w:p>
@@ -1966,7 +1966,7 @@
                 <w:sz w:val="14"/>
                 <w:szCs w:val="14"/>
               </w:rPr>
-              <w:t xml:space="preserve">— big: 5 dana do Open Day-a / Ove subote!</w:t>
+              <w:t xml:space="preserve">— big: 5 dana do Open Day-a / U ponedeljak!</w:t>
             </w:r>
           </w:p>
           <w:p>
@@ -1980,7 +1980,7 @@
                 <w:sz w:val="14"/>
                 <w:szCs w:val="14"/>
               </w:rPr>
-              <w:t xml:space="preserve">— sub: Deca rade NXT mini challenge, vi upoznajete program i ljude iza NXT-a. Oko 90 minuta, besplatno, uz prijavu.</w:t>
+              <w:t xml:space="preserve">— sub: Deca rade mini NXT challenge, vi upoznajete program, a na kraju zajedno vidite rezultat. Dođite sa detetom — potrebna je prijava.</w:t>
             </w:r>
           </w:p>
           <w:p>
@@ -2044,7 +2044,7 @@
                 <w:sz w:val="13"/>
                 <w:szCs w:val="13"/>
               </w:rPr>
-              <w:t xml:space="preserve"> first line "Još 5 dana do NXT Open Day-a." / "Ove subote je NXT Open Day."</w:t>
+              <w:t xml:space="preserve"> first line "Još 5 dana do NXT Open Day-a." / "U ponedeljak je NXT Open Day."</w:t>
             </w:r>
           </w:p>
         </w:tc>

--- a/nxt-school-launch/design-briefs/Brief_Batch3_W3.docx
+++ b/nxt-school-launch/design-briefs/Brief_Batch3_W3.docx
@@ -728,7 +728,7 @@
     </w:tbl>
     <w:p>
       <w:pPr>
-        <w:spacing w:after="80"/>
+        <w:spacing w:after="50"/>
       </w:pPr>
     </w:p>
     <w:tbl>
@@ -888,6 +888,31 @@
                 <w:sz w:val="13"/>
                 <w:szCs w:val="13"/>
               </w:rPr>
+              <w:t xml:space="preserve">Facts = the website:</w:t>
+            </w:r>
+            <w:r>
+              <w:rPr>
+                <w:rFonts w:ascii="Arial" w:cs="Arial" w:eastAsia="Arial" w:hAnsi="Arial"/>
+                <w:color w:val="1E293B"/>
+                <w:sz w:val="13"/>
+                <w:szCs w:val="13"/>
+              </w:rPr>
+              <w:t xml:space="preserve"> regular 7.200 RSD · Open Day ponedeljak, 26. oktobar, 18–20 h · no "besplatno" until confirmed · level copy + "6 oblasti" as on the site.</w:t>
+            </w:r>
+          </w:p>
+          <w:p>
+            <w:pPr>
+              <w:spacing w:after="18" w:before="0" w:line="222"/>
+            </w:pPr>
+            <w:r>
+              <w:rPr>
+                <w:rFonts w:ascii="Arial" w:cs="Arial" w:eastAsia="Arial" w:hAnsi="Arial"/>
+                <w:b/>
+                <w:bCs/>
+                <w:color w:val="1E293B"/>
+                <w:sz w:val="13"/>
+                <w:szCs w:val="13"/>
+              </w:rPr>
               <w:t xml:space="preserve">Never:</w:t>
             </w:r>
             <w:r>
@@ -897,7 +922,7 @@
                 <w:sz w:val="13"/>
                 <w:szCs w:val="13"/>
               </w:rPr>
-              <w:t xml:space="preserve"> AI-generated children’s faces · rows of kids staring at screens · "Demo Day" (it’s NXT Showcase) · "mesta ograničena" without a real seat count. Any real child photo needs signed parental consent.</w:t>
+              <w:t xml:space="preserve"> AI-generated children’s faces · rows of kids staring at screens · "Demo Day" (it’s NXT Showcase) · seat counts (the site’s "Broj mesta je ograničen" is fine). Real child photos need signed parental consent.</w:t>
             </w:r>
           </w:p>
           <w:p>
@@ -950,7 +975,7 @@
     </w:tbl>
     <w:p>
       <w:pPr>
-        <w:spacing w:after="100"/>
+        <w:spacing w:after="60"/>
       </w:pPr>
     </w:p>
     <w:tbl>
@@ -1268,6 +1293,61 @@
           </w:p>
           <w:p>
             <w:pPr>
+              <w:shd w:fill="FFE4EC" w:color="auto" w:val="clear"/>
+              <w:spacing w:after="60"/>
+            </w:pPr>
+            <w:r>
+              <w:rPr>
+                <w:rFonts w:ascii="Arial" w:cs="Arial" w:eastAsia="Arial" w:hAnsi="Arial"/>
+                <w:color w:val="9F1239"/>
+                <w:sz w:val="14"/>
+                <w:szCs w:val="14"/>
+              </w:rPr>
+              <w:t xml:space="preserve">UPDATED 6 OCT (website) · carousel cover says "</w:t>
+            </w:r>
+            <w:r>
+              <w:rPr>
+                <w:rFonts w:ascii="Arial" w:cs="Arial" w:eastAsia="Arial" w:hAnsi="Arial"/>
+                <w:b/>
+                <w:bCs/>
+                <w:color w:val="9F1239"/>
+                <w:sz w:val="14"/>
+                <w:szCs w:val="14"/>
+              </w:rPr>
+              <w:t xml:space="preserve">6 oblasti. Jedan povezan program.</w:t>
+            </w:r>
+            <w:r>
+              <w:rPr>
+                <w:rFonts w:ascii="Arial" w:cs="Arial" w:eastAsia="Arial" w:hAnsi="Arial"/>
+                <w:color w:val="9F1239"/>
+                <w:sz w:val="14"/>
+                <w:szCs w:val="14"/>
+              </w:rPr>
+              <w:t xml:space="preserve">" (not "6 veština") · price card regular </w:t>
+            </w:r>
+            <w:r>
+              <w:rPr>
+                <w:rFonts w:ascii="Arial" w:cs="Arial" w:eastAsia="Arial" w:hAnsi="Arial"/>
+                <w:b/>
+                <w:bCs/>
+                <w:color w:val="9F1239"/>
+                <w:sz w:val="14"/>
+                <w:szCs w:val="14"/>
+              </w:rPr>
+              <w:t xml:space="preserve">7.200</w:t>
+            </w:r>
+            <w:r>
+              <w:rPr>
+                <w:rFonts w:ascii="Arial" w:cs="Arial" w:eastAsia="Arial" w:hAnsi="Arial"/>
+                <w:color w:val="9F1239"/>
+                <w:sz w:val="14"/>
+                <w:szCs w:val="14"/>
+              </w:rPr>
+              <w:t xml:space="preserve">.</w:t>
+            </w:r>
+          </w:p>
+          <w:p>
+            <w:pPr>
               <w:spacing w:after="25" w:before="0" w:line="222"/>
             </w:pPr>
             <w:r>
@@ -1587,7 +1667,7 @@
     </w:tbl>
     <w:p>
       <w:pPr>
-        <w:spacing w:after="120"/>
+        <w:spacing w:after="80"/>
       </w:pPr>
     </w:p>
     <w:tbl>
@@ -1844,6 +1924,41 @@
           </w:p>
           <w:p>
             <w:pPr>
+              <w:shd w:fill="FFE4EC" w:color="auto" w:val="clear"/>
+              <w:spacing w:after="60"/>
+            </w:pPr>
+            <w:r>
+              <w:rPr>
+                <w:rFonts w:ascii="Arial" w:cs="Arial" w:eastAsia="Arial" w:hAnsi="Arial"/>
+                <w:color w:val="9F1239"/>
+                <w:sz w:val="14"/>
+                <w:szCs w:val="14"/>
+              </w:rPr>
+              <w:t xml:space="preserve">UPDATED 6 OCT (website) · Version B is "</w:t>
+            </w:r>
+            <w:r>
+              <w:rPr>
+                <w:rFonts w:ascii="Arial" w:cs="Arial" w:eastAsia="Arial" w:hAnsi="Arial"/>
+                <w:b/>
+                <w:bCs/>
+                <w:color w:val="9F1239"/>
+                <w:sz w:val="14"/>
+                <w:szCs w:val="14"/>
+              </w:rPr>
+              <w:t xml:space="preserve">U ponedeljak!</w:t>
+            </w:r>
+            <w:r>
+              <w:rPr>
+                <w:rFonts w:ascii="Arial" w:cs="Arial" w:eastAsia="Arial" w:hAnsi="Arial"/>
+                <w:color w:val="9F1239"/>
+                <w:sz w:val="14"/>
+                <w:szCs w:val="14"/>
+              </w:rPr>
+              <w:t xml:space="preserve">" (live 24–26 Oct), A "5 dana" runs 21–23 Oct · kicker adds the date + 18–20 h · new sub line (website wording).</w:t>
+            </w:r>
+          </w:p>
+          <w:p>
+            <w:pPr>
               <w:spacing w:after="25" w:before="0" w:line="222"/>
             </w:pPr>
             <w:r>
@@ -2052,7 +2167,7 @@
     </w:tbl>
     <w:p>
       <w:pPr>
-        <w:spacing w:after="120"/>
+        <w:spacing w:after="80"/>
       </w:pPr>
     </w:p>
     <w:tbl>
@@ -2603,7 +2718,7 @@
     </w:tbl>
     <w:p>
       <w:pPr>
-        <w:spacing w:after="120"/>
+        <w:spacing w:after="80"/>
       </w:pPr>
     </w:p>
     <w:tbl>
@@ -3154,7 +3269,7 @@
     </w:tbl>
     <w:p>
       <w:pPr>
-        <w:spacing w:after="120"/>
+        <w:spacing w:after="80"/>
       </w:pPr>
     </w:p>
     <w:sectPr>

--- a/nxt-school-launch/design-briefs/Brief_Batch3_W3.docx
+++ b/nxt-school-launch/design-briefs/Brief_Batch3_W3.docx
@@ -1486,7 +1486,7 @@
                 <w:sz w:val="14"/>
                 <w:szCs w:val="14"/>
               </w:rPr>
-              <w:t xml:space="preserve"> (a) kid-presenting photo · (b) Serbian-first headline.</w:t>
+              <w:t xml:space="preserve"> (a) kid-presenting photo · (b) chat bubbles as a 6 s motion.</w:t>
             </w:r>
           </w:p>
           <w:p>

--- a/nxt-school-launch/design-briefs/Brief_Batch3_W3.docx
+++ b/nxt-school-launch/design-briefs/Brief_Batch3_W3.docx
@@ -1303,7 +1303,7 @@
                 <w:sz w:val="14"/>
                 <w:szCs w:val="14"/>
               </w:rPr>
-              <w:t xml:space="preserve">UPDATED 6 OCT (website) · carousel cover says "</w:t>
+              <w:t xml:space="preserve">UPDATED · carousel cover says "</w:t>
             </w:r>
             <w:r>
               <w:rPr>
@@ -1934,7 +1934,7 @@
                 <w:sz w:val="14"/>
                 <w:szCs w:val="14"/>
               </w:rPr>
-              <w:t xml:space="preserve">UPDATED 6 OCT (website) · Version B is "</w:t>
+              <w:t xml:space="preserve">UPDATED · Version B is "</w:t>
             </w:r>
             <w:r>
               <w:rPr>
